--- a/Sistema de control de acceso a gimnasio.docx
+++ b/Sistema de control de acceso a gimnasio.docx
@@ -226,7 +226,13 @@
     <w:sdt>
       <w:sdtPr>
         <w:rPr>
-          <w:lang w:val="es-ES"/>
+          <w:rFonts w:asciiTheme="minorHAnsi" w:eastAsiaTheme="minorHAnsi" w:hAnsiTheme="minorHAnsi" w:cstheme="minorBidi"/>
+          <w:color w:val="auto"/>
+          <w:kern w:val="2"/>
+          <w:sz w:val="24"/>
+          <w:szCs w:val="24"/>
+          <w:lang w:val="es-ES" w:eastAsia="en-US"/>
+          <w14:ligatures w14:val="standardContextual"/>
         </w:rPr>
         <w:id w:val="1778527430"/>
         <w:docPartObj>
@@ -236,15 +242,8 @@
       </w:sdtPr>
       <w:sdtEndPr>
         <w:rPr>
-          <w:rFonts w:asciiTheme="minorHAnsi" w:eastAsiaTheme="minorHAnsi" w:hAnsiTheme="minorHAnsi" w:cstheme="minorBidi"/>
           <w:b/>
           <w:bCs/>
-          <w:color w:val="auto"/>
-          <w:kern w:val="2"/>
-          <w:sz w:val="24"/>
-          <w:szCs w:val="24"/>
-          <w:lang w:eastAsia="en-US"/>
-          <w14:ligatures w14:val="standardContextual"/>
         </w:rPr>
       </w:sdtEndPr>
       <w:sdtContent>
@@ -1090,10 +1089,10 @@
           <w:noProof/>
         </w:rPr>
         <w:drawing>
-          <wp:inline distT="0" distB="0" distL="0" distR="0" wp14:anchorId="75C1FEA2" wp14:editId="096FBA8A">
-            <wp:extent cx="6115050" cy="6067425"/>
-            <wp:effectExtent l="0" t="0" r="0" b="9525"/>
-            <wp:docPr id="333527000" name="Imagen 2"/>
+          <wp:inline distT="0" distB="0" distL="0" distR="0" wp14:anchorId="05CCFF11" wp14:editId="4B269805">
+            <wp:extent cx="6379535" cy="7314436"/>
+            <wp:effectExtent l="0" t="0" r="2540" b="1270"/>
+            <wp:docPr id="133285728" name="Imagen 3"/>
             <wp:cNvGraphicFramePr>
               <a:graphicFrameLocks xmlns:a="http://schemas.openxmlformats.org/drawingml/2006/main" noChangeAspect="1"/>
             </wp:cNvGraphicFramePr>
@@ -1101,7 +1100,7 @@
               <a:graphicData uri="http://schemas.openxmlformats.org/drawingml/2006/picture">
                 <pic:pic xmlns:pic="http://schemas.openxmlformats.org/drawingml/2006/picture">
                   <pic:nvPicPr>
-                    <pic:cNvPr id="0" name="Picture 3"/>
+                    <pic:cNvPr id="0" name="Picture 5"/>
                     <pic:cNvPicPr>
                       <a:picLocks noChangeAspect="1" noChangeArrowheads="1"/>
                     </pic:cNvPicPr>
@@ -1122,7 +1121,7 @@
                   <pic:spPr bwMode="auto">
                     <a:xfrm>
                       <a:off x="0" y="0"/>
-                      <a:ext cx="6115050" cy="6067425"/>
+                      <a:ext cx="6385767" cy="7321581"/>
                     </a:xfrm>
                     <a:prstGeom prst="rect">
                       <a:avLst/>
@@ -1155,178 +1154,69 @@
           <w:szCs w:val="44"/>
           <w:lang w:val="es-ES"/>
         </w:rPr>
+        <w:lastRenderedPageBreak/>
         <w:t>Variables de entrada</w:t>
       </w:r>
       <w:bookmarkEnd w:id="5"/>
     </w:p>
     <w:p>
-      <w:bookmarkStart w:id="6" w:name="_Toc224288272"/>
-      <w:r>
-        <w:rPr>
-          <w:b/>
-          <w:bCs/>
-        </w:rPr>
-        <w:t>Opción menú</w:t>
-      </w:r>
-      <w:r>
-        <w:t xml:space="preserve"> </w:t>
-      </w:r>
-      <w:r>
-        <w:t>str</w:t>
-      </w:r>
-      <w:r>
-        <w:t xml:space="preserve"> </w:t>
-      </w:r>
-      <w:r>
-        <w:t>Elección del usuario (1, 2, 3)</w:t>
-      </w:r>
-      <w:r>
-        <w:t xml:space="preserve"> </w:t>
-      </w:r>
-      <w:r>
-        <w:t>"1", "2", "3"</w:t>
-      </w:r>
-      <w:r>
-        <w:t xml:space="preserve"> </w:t>
-      </w:r>
-    </w:p>
-    <w:p>
-      <w:r>
-        <w:rPr>
-          <w:b/>
-          <w:bCs/>
-        </w:rPr>
-        <w:lastRenderedPageBreak/>
-        <w:t>PIN</w:t>
-      </w:r>
-      <w:r>
-        <w:t xml:space="preserve"> </w:t>
-      </w:r>
-      <w:r>
-        <w:rPr>
-          <w:b/>
-          <w:bCs/>
-        </w:rPr>
-        <w:t>I</w:t>
-      </w:r>
-      <w:r>
-        <w:rPr>
-          <w:b/>
-          <w:bCs/>
-        </w:rPr>
-        <w:t>ngresado</w:t>
-      </w:r>
-      <w:r>
-        <w:t xml:space="preserve"> </w:t>
-      </w:r>
-      <w:r>
-        <w:t>str</w:t>
-      </w:r>
-      <w:r>
-        <w:t xml:space="preserve"> </w:t>
-      </w:r>
-      <w:r>
-        <w:t>Código numérico ingresado por el usuario"1234", "2593"</w:t>
-      </w:r>
-    </w:p>
-    <w:p>
-      <w:r>
-        <w:rPr>
-          <w:b/>
-          <w:bCs/>
-        </w:rPr>
-        <w:t>Edad</w:t>
-      </w:r>
-      <w:r>
-        <w:t xml:space="preserve"> </w:t>
-      </w:r>
-      <w:r>
-        <w:t>str → int</w:t>
-      </w:r>
-      <w:r>
-        <w:t xml:space="preserve"> </w:t>
-      </w:r>
-      <w:r>
-        <w:t>Edad declarada por el nuevo usuario"18" → 18</w:t>
-      </w:r>
-    </w:p>
-    <w:p>
-      <w:r>
-        <w:rPr>
-          <w:b/>
-          <w:bCs/>
-        </w:rPr>
-        <w:t>Sub-opción (a/b)</w:t>
-      </w:r>
-      <w:r>
-        <w:t xml:space="preserve"> </w:t>
-      </w:r>
-      <w:r>
-        <w:t>str</w:t>
-      </w:r>
-      <w:r>
-        <w:t xml:space="preserve"> </w:t>
-      </w:r>
-      <w:r>
-        <w:t>Elección dentro de "soy nuevo" (a o b)"a", "b"</w:t>
-      </w:r>
-    </w:p>
-    <w:p>
-      <w:r>
-        <w:rPr>
-          <w:b/>
-          <w:bCs/>
-        </w:rPr>
-        <w:t>Confirmación pago</w:t>
-      </w:r>
-      <w:r>
-        <w:t xml:space="preserve"> </w:t>
-      </w:r>
-      <w:r>
-        <w:t>str</w:t>
-      </w:r>
-      <w:r>
-        <w:t xml:space="preserve"> </w:t>
-      </w:r>
-      <w:r>
-        <w:t>Respuesta si pagó el pase casual (si/no)</w:t>
-      </w:r>
-      <w:r>
-        <w:t xml:space="preserve"> </w:t>
-      </w:r>
-      <w:r>
-        <w:t>"si", "no"</w:t>
-      </w:r>
-    </w:p>
-    <w:p>
-      <w:r>
-        <w:rPr>
-          <w:b/>
-          <w:bCs/>
-        </w:rPr>
-        <w:t>Nuevo PIN</w:t>
-      </w:r>
-      <w:r>
-        <w:t xml:space="preserve"> </w:t>
-      </w:r>
-      <w:r>
-        <w:rPr>
-          <w:b/>
-          <w:bCs/>
-        </w:rPr>
-        <w:t>creado</w:t>
-      </w:r>
-      <w:r>
-        <w:t xml:space="preserve"> </w:t>
-      </w:r>
-      <w:r>
-        <w:t>str</w:t>
-      </w:r>
-      <w:r>
-        <w:t xml:space="preserve"> </w:t>
-      </w:r>
-      <w:r>
-        <w:t>PIN de 4 dígitos que crea el nuevo usuario"5678"</w:t>
+      <w:pPr>
+        <w:rPr>
+          <w:lang w:val="es-ES"/>
+        </w:rPr>
+      </w:pPr>
+      <w:r>
+        <w:rPr>
+          <w:noProof/>
+        </w:rPr>
+        <w:drawing>
+          <wp:inline distT="0" distB="0" distL="0" distR="0" wp14:anchorId="43E7A78C" wp14:editId="34CC4989">
+            <wp:extent cx="5943600" cy="5361940"/>
+            <wp:effectExtent l="0" t="0" r="0" b="0"/>
+            <wp:docPr id="550191956" name="Imagen 2"/>
+            <wp:cNvGraphicFramePr>
+              <a:graphicFrameLocks xmlns:a="http://schemas.openxmlformats.org/drawingml/2006/main" noChangeAspect="1"/>
+            </wp:cNvGraphicFramePr>
+            <a:graphic xmlns:a="http://schemas.openxmlformats.org/drawingml/2006/main">
+              <a:graphicData uri="http://schemas.openxmlformats.org/drawingml/2006/picture">
+                <pic:pic xmlns:pic="http://schemas.openxmlformats.org/drawingml/2006/picture">
+                  <pic:nvPicPr>
+                    <pic:cNvPr id="0" name="Picture 3"/>
+                    <pic:cNvPicPr>
+                      <a:picLocks noChangeAspect="1" noChangeArrowheads="1"/>
+                    </pic:cNvPicPr>
+                  </pic:nvPicPr>
+                  <pic:blipFill>
+                    <a:blip r:embed="rId10">
+                      <a:extLst>
+                        <a:ext uri="{28A0092B-C50C-407E-A947-70E740481C1C}">
+                          <a14:useLocalDpi xmlns:a14="http://schemas.microsoft.com/office/drawing/2010/main" val="0"/>
+                        </a:ext>
+                      </a:extLst>
+                    </a:blip>
+                    <a:srcRect/>
+                    <a:stretch>
+                      <a:fillRect/>
+                    </a:stretch>
+                  </pic:blipFill>
+                  <pic:spPr bwMode="auto">
+                    <a:xfrm>
+                      <a:off x="0" y="0"/>
+                      <a:ext cx="5943600" cy="5361940"/>
+                    </a:xfrm>
+                    <a:prstGeom prst="rect">
+                      <a:avLst/>
+                    </a:prstGeom>
+                    <a:noFill/>
+                    <a:ln>
+                      <a:noFill/>
+                    </a:ln>
+                  </pic:spPr>
+                </pic:pic>
+              </a:graphicData>
+            </a:graphic>
+          </wp:inline>
+        </w:drawing>
       </w:r>
     </w:p>
     <w:p>
@@ -1339,6 +1229,7 @@
           <w:lang w:val="es-ES"/>
         </w:rPr>
       </w:pPr>
+      <w:bookmarkStart w:id="6" w:name="_Toc224288272"/>
       <w:r>
         <w:rPr>
           <w:sz w:val="44"/>
@@ -1359,7 +1250,14 @@
         <w:rPr>
           <w:rFonts w:cs="Times New Roman"/>
         </w:rPr>
-        <w:t>El sistema propuesto automatiza de manera efectiva el control de acceso a gimnasios, eliminando cuellos de botella en la recepción y garantizando el cumplimiento de las reglas establecidas (membresía activa, edad mínima y pago). Al utilizar un mecanismo simple basado en PIN, se logra un proceso rápido, seguro y disponible las 24 horas, mejorando tanto la experiencia del usuario como la gestión operativa del establecimiento a mediano y largo plazo.</w:t>
+        <w:t xml:space="preserve">El sistema propuesto automatiza de manera efectiva el control de acceso a gimnasios, eliminando cuellos de botella en la recepción y garantizando el cumplimiento de las reglas establecidas (membresía activa, edad mínima y pago). Al utilizar un mecanismo simple </w:t>
+      </w:r>
+      <w:r>
+        <w:rPr>
+          <w:rFonts w:cs="Times New Roman"/>
+        </w:rPr>
+        <w:lastRenderedPageBreak/>
+        <w:t>basado en PIN, se logra un proceso rápido, seguro y disponible las 24 horas, mejorando tanto la experiencia del usuario como la gestión operativa del establecimiento a mediano y largo plazo.</w:t>
       </w:r>
     </w:p>
     <w:p>
@@ -2640,6 +2538,7 @@
   <w:style w:type="character" w:default="1" w:styleId="Fuentedeprrafopredeter">
     <w:name w:val="Default Paragraph Font"/>
     <w:uiPriority w:val="1"/>
+    <w:semiHidden/>
     <w:unhideWhenUsed/>
   </w:style>
   <w:style w:type="table" w:default="1" w:styleId="Tablanormal">
@@ -3327,10 +3226,23 @@
 </file>
 
 <file path=customXml/item1.xml><?xml version="1.0" encoding="utf-8"?>
-<b:Sources xmlns:b="http://schemas.openxmlformats.org/officeDocument/2006/bibliography" xmlns="http://schemas.openxmlformats.org/officeDocument/2006/bibliography" SelectedStyle="\APASixthEditionOfficeOnline.xsl" StyleName="APA" Version="6"/>
+<p:properties xmlns:p="http://schemas.microsoft.com/office/2006/metadata/properties" xmlns:xsi="http://www.w3.org/2001/XMLSchema-instance" xmlns:pc="http://schemas.microsoft.com/office/infopath/2007/PartnerControls">
+  <documentManagement>
+    <_activity xmlns="ae10e246-9e08-413b-822d-cc5110b259f5" xsi:nil="true"/>
+  </documentManagement>
+</p:properties>
 </file>
 
 <file path=customXml/item2.xml><?xml version="1.0" encoding="utf-8"?>
+<?mso-contentType ?>
+<FormTemplates xmlns="http://schemas.microsoft.com/sharepoint/v3/contenttype/forms">
+  <Display>DocumentLibraryForm</Display>
+  <Edit>DocumentLibraryForm</Edit>
+  <New>DocumentLibraryForm</New>
+</FormTemplates>
+</file>
+
+<file path=customXml/item3.xml><?xml version="1.0" encoding="utf-8"?>
 <ct:contentTypeSchema xmlns:ct="http://schemas.microsoft.com/office/2006/metadata/contentType" xmlns:ma="http://schemas.microsoft.com/office/2006/metadata/properties/metaAttributes" ct:_="" ma:_="" ma:contentTypeName="Document" ma:contentTypeID="0x010100FABB1DA750B2A64D9BBEC0415775AA95" ma:contentTypeVersion="10" ma:contentTypeDescription="Create a new document." ma:contentTypeScope="" ma:versionID="5c54a5fea81ab223c60470965d7ff885">
   <xsd:schema xmlns:xsd="http://www.w3.org/2001/XMLSchema" xmlns:xs="http://www.w3.org/2001/XMLSchema" xmlns:p="http://schemas.microsoft.com/office/2006/metadata/properties" xmlns:ns3="3a4cb583-a5f3-4e97-a304-23a94fb0ed62" xmlns:ns4="ae10e246-9e08-413b-822d-cc5110b259f5" targetNamespace="http://schemas.microsoft.com/office/2006/metadata/properties" ma:root="true" ma:fieldsID="66150898efb5daa4e71fddf97057a284" ns3:_="" ns4:_="">
     <xsd:import namespace="3a4cb583-a5f3-4e97-a304-23a94fb0ed62"/>
@@ -3531,32 +3443,29 @@
 </ct:contentTypeSchema>
 </file>
 
-<file path=customXml/item3.xml><?xml version="1.0" encoding="utf-8"?>
-<?mso-contentType ?>
-<FormTemplates xmlns="http://schemas.microsoft.com/sharepoint/v3/contenttype/forms">
-  <Display>DocumentLibraryForm</Display>
-  <Edit>DocumentLibraryForm</Edit>
-  <New>DocumentLibraryForm</New>
-</FormTemplates>
-</file>
-
 <file path=customXml/item4.xml><?xml version="1.0" encoding="utf-8"?>
-<p:properties xmlns:p="http://schemas.microsoft.com/office/2006/metadata/properties" xmlns:xsi="http://www.w3.org/2001/XMLSchema-instance" xmlns:pc="http://schemas.microsoft.com/office/infopath/2007/PartnerControls">
-  <documentManagement>
-    <_activity xmlns="ae10e246-9e08-413b-822d-cc5110b259f5" xsi:nil="true"/>
-  </documentManagement>
-</p:properties>
+<b:Sources xmlns:b="http://schemas.openxmlformats.org/officeDocument/2006/bibliography" xmlns="http://schemas.openxmlformats.org/officeDocument/2006/bibliography" SelectedStyle="\APASixthEditionOfficeOnline.xsl" StyleName="APA" Version="6"/>
 </file>
 
 <file path=customXml/itemProps1.xml><?xml version="1.0" encoding="utf-8"?>
-<ds:datastoreItem xmlns:ds="http://schemas.openxmlformats.org/officeDocument/2006/customXml" ds:itemID="{D967FEF4-1168-4EAE-BA51-25AEB3A6D3DF}">
+<ds:datastoreItem xmlns:ds="http://schemas.openxmlformats.org/officeDocument/2006/customXml" ds:itemID="{83CCE15E-B24E-4A86-A779-8079F84096B6}">
   <ds:schemaRefs>
-    <ds:schemaRef ds:uri="http://schemas.openxmlformats.org/officeDocument/2006/bibliography"/>
+    <ds:schemaRef ds:uri="http://schemas.microsoft.com/office/2006/metadata/properties"/>
+    <ds:schemaRef ds:uri="http://schemas.microsoft.com/office/infopath/2007/PartnerControls"/>
+    <ds:schemaRef ds:uri="ae10e246-9e08-413b-822d-cc5110b259f5"/>
   </ds:schemaRefs>
 </ds:datastoreItem>
 </file>
 
 <file path=customXml/itemProps2.xml><?xml version="1.0" encoding="utf-8"?>
+<ds:datastoreItem xmlns:ds="http://schemas.openxmlformats.org/officeDocument/2006/customXml" ds:itemID="{28CA125D-4436-4715-86C4-CB9535A92886}">
+  <ds:schemaRefs>
+    <ds:schemaRef ds:uri="http://schemas.microsoft.com/sharepoint/v3/contenttype/forms"/>
+  </ds:schemaRefs>
+</ds:datastoreItem>
+</file>
+
+<file path=customXml/itemProps3.xml><?xml version="1.0" encoding="utf-8"?>
 <ds:datastoreItem xmlns:ds="http://schemas.openxmlformats.org/officeDocument/2006/customXml" ds:itemID="{DE749E02-9756-46D9-8824-D752141CBF01}">
   <ds:schemaRefs>
     <ds:schemaRef ds:uri="http://schemas.microsoft.com/office/2006/metadata/contentType"/>
@@ -3575,20 +3484,10 @@
 </ds:datastoreItem>
 </file>
 
-<file path=customXml/itemProps3.xml><?xml version="1.0" encoding="utf-8"?>
-<ds:datastoreItem xmlns:ds="http://schemas.openxmlformats.org/officeDocument/2006/customXml" ds:itemID="{28CA125D-4436-4715-86C4-CB9535A92886}">
+<file path=customXml/itemProps4.xml><?xml version="1.0" encoding="utf-8"?>
+<ds:datastoreItem xmlns:ds="http://schemas.openxmlformats.org/officeDocument/2006/customXml" ds:itemID="{D967FEF4-1168-4EAE-BA51-25AEB3A6D3DF}">
   <ds:schemaRefs>
-    <ds:schemaRef ds:uri="http://schemas.microsoft.com/sharepoint/v3/contenttype/forms"/>
-  </ds:schemaRefs>
-</ds:datastoreItem>
-</file>
-
-<file path=customXml/itemProps4.xml><?xml version="1.0" encoding="utf-8"?>
-<ds:datastoreItem xmlns:ds="http://schemas.openxmlformats.org/officeDocument/2006/customXml" ds:itemID="{83CCE15E-B24E-4A86-A779-8079F84096B6}">
-  <ds:schemaRefs>
-    <ds:schemaRef ds:uri="http://schemas.microsoft.com/office/2006/metadata/properties"/>
-    <ds:schemaRef ds:uri="http://schemas.microsoft.com/office/infopath/2007/PartnerControls"/>
-    <ds:schemaRef ds:uri="ae10e246-9e08-413b-822d-cc5110b259f5"/>
+    <ds:schemaRef ds:uri="http://schemas.openxmlformats.org/officeDocument/2006/bibliography"/>
   </ds:schemaRefs>
 </ds:datastoreItem>
 </file>
--- a/Sistema de control de acceso a gimnasio.docx
+++ b/Sistema de control de acceso a gimnasio.docx
@@ -12,7 +12,7 @@
           <w:lang w:val="es-ES"/>
         </w:rPr>
       </w:pPr>
-      <w:bookmarkStart w:id="0" w:name="_Toc224288266"/>
+      <w:bookmarkStart w:id="0" w:name="_Toc224294028"/>
       <w:r>
         <w:rPr>
           <w:sz w:val="48"/>
@@ -45,6 +45,26 @@
     </w:p>
     <w:p>
       <w:pPr>
+        <w:jc w:val="center"/>
+        <w:rPr>
+          <w:rFonts w:ascii="Times New Roman" w:hAnsi="Times New Roman" w:cs="Times New Roman"/>
+          <w:sz w:val="32"/>
+          <w:szCs w:val="32"/>
+          <w:lang w:val="es-ES"/>
+        </w:rPr>
+      </w:pPr>
+      <w:r>
+        <w:rPr>
+          <w:rFonts w:ascii="Times New Roman" w:hAnsi="Times New Roman" w:cs="Times New Roman"/>
+          <w:sz w:val="32"/>
+          <w:szCs w:val="32"/>
+          <w:lang w:val="es-ES"/>
+        </w:rPr>
+        <w:t>Técnico en Programación de Software</w:t>
+      </w:r>
+    </w:p>
+    <w:p>
+      <w:pPr>
         <w:pStyle w:val="Ttulo2"/>
         <w:rPr>
           <w:sz w:val="48"/>
@@ -87,50 +107,50 @@
       <w:pPr>
         <w:rPr>
           <w:rFonts w:ascii="Times New Roman" w:hAnsi="Times New Roman" w:cs="Times New Roman"/>
-          <w:sz w:val="28"/>
-          <w:szCs w:val="28"/>
-          <w:lang w:val="es-ES"/>
-        </w:rPr>
-      </w:pPr>
-    </w:p>
-    <w:p>
-      <w:pPr>
+          <w:sz w:val="32"/>
+          <w:szCs w:val="32"/>
+          <w:lang w:val="es-ES"/>
+        </w:rPr>
+      </w:pPr>
+    </w:p>
+    <w:p>
+      <w:pPr>
+        <w:jc w:val="center"/>
         <w:rPr>
           <w:rFonts w:ascii="Times New Roman" w:hAnsi="Times New Roman" w:cs="Times New Roman"/>
-          <w:sz w:val="28"/>
-          <w:szCs w:val="28"/>
-          <w:lang w:val="es-ES"/>
-        </w:rPr>
-      </w:pPr>
-    </w:p>
-    <w:p>
-      <w:pPr>
+          <w:sz w:val="32"/>
+          <w:szCs w:val="32"/>
+          <w:lang w:val="es-ES"/>
+        </w:rPr>
+      </w:pPr>
+      <w:r>
         <w:rPr>
           <w:rFonts w:ascii="Times New Roman" w:hAnsi="Times New Roman" w:cs="Times New Roman"/>
-          <w:sz w:val="28"/>
-          <w:szCs w:val="28"/>
-          <w:lang w:val="es-ES"/>
-        </w:rPr>
-      </w:pPr>
+          <w:sz w:val="32"/>
+          <w:szCs w:val="32"/>
+          <w:lang w:val="es-ES"/>
+        </w:rPr>
+        <w:t>Aprendiz:</w:t>
+      </w:r>
     </w:p>
     <w:p>
       <w:pPr>
         <w:jc w:val="center"/>
         <w:rPr>
           <w:rFonts w:ascii="Times New Roman" w:hAnsi="Times New Roman" w:cs="Times New Roman"/>
-          <w:sz w:val="28"/>
-          <w:szCs w:val="28"/>
+          <w:sz w:val="32"/>
+          <w:szCs w:val="32"/>
           <w:lang w:val="es-ES"/>
         </w:rPr>
       </w:pPr>
       <w:r>
         <w:rPr>
           <w:rFonts w:ascii="Times New Roman" w:hAnsi="Times New Roman" w:cs="Times New Roman"/>
-          <w:sz w:val="28"/>
-          <w:szCs w:val="28"/>
-          <w:lang w:val="es-ES"/>
-        </w:rPr>
-        <w:t>Aprendiz:</w:t>
+          <w:sz w:val="32"/>
+          <w:szCs w:val="32"/>
+          <w:lang w:val="es-ES"/>
+        </w:rPr>
+        <w:t>Andriu David Zambrano Velasco</w:t>
       </w:r>
     </w:p>
     <w:p>
@@ -138,15 +158,19 @@
         <w:jc w:val="center"/>
         <w:rPr>
           <w:rFonts w:ascii="Times New Roman" w:hAnsi="Times New Roman" w:cs="Times New Roman"/>
+          <w:sz w:val="32"/>
+          <w:szCs w:val="32"/>
           <w:lang w:val="es-ES"/>
         </w:rPr>
       </w:pPr>
       <w:r>
         <w:rPr>
           <w:rFonts w:ascii="Times New Roman" w:hAnsi="Times New Roman" w:cs="Times New Roman"/>
-          <w:lang w:val="es-ES"/>
-        </w:rPr>
-        <w:t>Andriu David Zambrano Velasco</w:t>
+          <w:sz w:val="32"/>
+          <w:szCs w:val="32"/>
+          <w:lang w:val="es-ES"/>
+        </w:rPr>
+        <w:t>Instructor:</w:t>
       </w:r>
     </w:p>
     <w:p>
@@ -154,32 +178,16 @@
         <w:jc w:val="center"/>
         <w:rPr>
           <w:rFonts w:ascii="Times New Roman" w:hAnsi="Times New Roman" w:cs="Times New Roman"/>
-          <w:sz w:val="28"/>
-          <w:szCs w:val="28"/>
+          <w:sz w:val="32"/>
+          <w:szCs w:val="32"/>
           <w:lang w:val="es-ES"/>
         </w:rPr>
       </w:pPr>
       <w:r>
         <w:rPr>
           <w:rFonts w:ascii="Times New Roman" w:hAnsi="Times New Roman" w:cs="Times New Roman"/>
-          <w:sz w:val="28"/>
-          <w:szCs w:val="28"/>
-          <w:lang w:val="es-ES"/>
-        </w:rPr>
-        <w:t>Instructor:</w:t>
-      </w:r>
-    </w:p>
-    <w:p>
-      <w:pPr>
-        <w:jc w:val="center"/>
-        <w:rPr>
-          <w:rFonts w:ascii="Times New Roman" w:hAnsi="Times New Roman" w:cs="Times New Roman"/>
-          <w:lang w:val="es-ES"/>
-        </w:rPr>
-      </w:pPr>
-      <w:r>
-        <w:rPr>
-          <w:rFonts w:ascii="Times New Roman" w:hAnsi="Times New Roman" w:cs="Times New Roman"/>
+          <w:sz w:val="32"/>
+          <w:szCs w:val="32"/>
           <w:lang w:val="es-ES"/>
         </w:rPr>
         <w:t>David Leonardo Cabezas Villamil</w:t>
@@ -192,16 +200,16 @@
           <w:rFonts w:ascii="Times New Roman" w:hAnsi="Times New Roman" w:cs="Times New Roman"/>
           <w:b/>
           <w:bCs/>
-          <w:sz w:val="28"/>
-          <w:szCs w:val="28"/>
+          <w:sz w:val="32"/>
+          <w:szCs w:val="32"/>
           <w:lang w:val="es-ES"/>
         </w:rPr>
       </w:pPr>
       <w:r>
         <w:rPr>
           <w:rFonts w:ascii="Times New Roman" w:hAnsi="Times New Roman" w:cs="Times New Roman"/>
-          <w:sz w:val="28"/>
-          <w:szCs w:val="28"/>
+          <w:sz w:val="32"/>
+          <w:szCs w:val="32"/>
           <w:lang w:val="es-ES"/>
         </w:rPr>
         <w:t>Ficha:</w:t>
@@ -212,12 +220,16 @@
         <w:jc w:val="center"/>
         <w:rPr>
           <w:rFonts w:ascii="Times New Roman" w:hAnsi="Times New Roman" w:cs="Times New Roman"/>
+          <w:sz w:val="32"/>
+          <w:szCs w:val="32"/>
           <w:lang w:val="es-ES"/>
         </w:rPr>
       </w:pPr>
       <w:r>
         <w:rPr>
           <w:rFonts w:ascii="Times New Roman" w:hAnsi="Times New Roman" w:cs="Times New Roman"/>
+          <w:sz w:val="32"/>
+          <w:szCs w:val="32"/>
           <w:lang w:val="es-ES"/>
         </w:rPr>
         <w:t>3313623</w:t>
@@ -228,11 +240,9 @@
         <w:rPr>
           <w:rFonts w:asciiTheme="minorHAnsi" w:eastAsiaTheme="minorHAnsi" w:hAnsiTheme="minorHAnsi" w:cstheme="minorBidi"/>
           <w:color w:val="auto"/>
-          <w:kern w:val="2"/>
           <w:sz w:val="24"/>
           <w:szCs w:val="24"/>
-          <w:lang w:val="es-ES" w:eastAsia="en-US"/>
-          <w14:ligatures w14:val="standardContextual"/>
+          <w:lang w:val="es-ES"/>
         </w:rPr>
         <w:id w:val="1778527430"/>
         <w:docPartObj>
@@ -249,7 +259,7 @@
       <w:sdtContent>
         <w:p>
           <w:pPr>
-            <w:pStyle w:val="TtuloTDC"/>
+            <w:pStyle w:val="Ttulo1"/>
             <w:rPr>
               <w:lang w:val="es-ES"/>
             </w:rPr>
@@ -276,7 +286,9 @@
             </w:tabs>
             <w:ind w:left="0"/>
             <w:rPr>
+              <w:rFonts w:eastAsiaTheme="minorEastAsia"/>
               <w:noProof/>
+              <w:lang w:eastAsia="es-CO"/>
             </w:rPr>
           </w:pPr>
           <w:r>
@@ -288,7 +300,7 @@
           <w:r>
             <w:fldChar w:fldCharType="separate"/>
           </w:r>
-          <w:hyperlink w:anchor="_Toc224288266" w:history="1">
+          <w:hyperlink w:anchor="_Toc224294028" w:history="1">
             <w:r>
               <w:rPr>
                 <w:rStyle w:val="Hipervnculo"/>
@@ -316,7 +328,7 @@
                 <w:noProof/>
                 <w:webHidden/>
               </w:rPr>
-              <w:instrText xml:space="preserve"> PAGEREF _Toc224288266 \h </w:instrText>
+              <w:instrText xml:space="preserve"> PAGEREF _Toc224294028 \h </w:instrText>
             </w:r>
             <w:r>
               <w:rPr>
@@ -354,10 +366,12 @@
               <w:tab w:val="right" w:leader="dot" w:pos="9350"/>
             </w:tabs>
             <w:rPr>
+              <w:rFonts w:eastAsiaTheme="minorEastAsia"/>
               <w:noProof/>
+              <w:lang w:eastAsia="es-CO"/>
             </w:rPr>
           </w:pPr>
-          <w:hyperlink w:anchor="_Toc224288267" w:history="1">
+          <w:hyperlink w:anchor="_Toc224294029" w:history="1">
             <w:r>
               <w:rPr>
                 <w:rStyle w:val="Hipervnculo"/>
@@ -385,7 +399,7 @@
                 <w:noProof/>
                 <w:webHidden/>
               </w:rPr>
-              <w:instrText xml:space="preserve"> PAGEREF _Toc224288267 \h </w:instrText>
+              <w:instrText xml:space="preserve"> PAGEREF _Toc224294029 \h </w:instrText>
             </w:r>
             <w:r>
               <w:rPr>
@@ -423,10 +437,12 @@
               <w:tab w:val="right" w:leader="dot" w:pos="9350"/>
             </w:tabs>
             <w:rPr>
+              <w:rFonts w:eastAsiaTheme="minorEastAsia"/>
               <w:noProof/>
+              <w:lang w:eastAsia="es-CO"/>
             </w:rPr>
           </w:pPr>
-          <w:hyperlink w:anchor="_Toc224288268" w:history="1">
+          <w:hyperlink w:anchor="_Toc224294030" w:history="1">
             <w:r>
               <w:rPr>
                 <w:rStyle w:val="Hipervnculo"/>
@@ -454,7 +470,7 @@
                 <w:noProof/>
                 <w:webHidden/>
               </w:rPr>
-              <w:instrText xml:space="preserve"> PAGEREF _Toc224288268 \h </w:instrText>
+              <w:instrText xml:space="preserve"> PAGEREF _Toc224294030 \h </w:instrText>
             </w:r>
             <w:r>
               <w:rPr>
@@ -492,10 +508,12 @@
               <w:tab w:val="right" w:leader="dot" w:pos="9350"/>
             </w:tabs>
             <w:rPr>
+              <w:rFonts w:eastAsiaTheme="minorEastAsia"/>
               <w:noProof/>
+              <w:lang w:eastAsia="es-CO"/>
             </w:rPr>
           </w:pPr>
-          <w:hyperlink w:anchor="_Toc224288269" w:history="1">
+          <w:hyperlink w:anchor="_Toc224294031" w:history="1">
             <w:r>
               <w:rPr>
                 <w:rStyle w:val="Hipervnculo"/>
@@ -523,7 +541,7 @@
                 <w:noProof/>
                 <w:webHidden/>
               </w:rPr>
-              <w:instrText xml:space="preserve"> PAGEREF _Toc224288269 \h </w:instrText>
+              <w:instrText xml:space="preserve"> PAGEREF _Toc224294031 \h </w:instrText>
             </w:r>
             <w:r>
               <w:rPr>
@@ -561,10 +579,12 @@
               <w:tab w:val="right" w:leader="dot" w:pos="9350"/>
             </w:tabs>
             <w:rPr>
+              <w:rFonts w:eastAsiaTheme="minorEastAsia"/>
               <w:noProof/>
+              <w:lang w:eastAsia="es-CO"/>
             </w:rPr>
           </w:pPr>
-          <w:hyperlink w:anchor="_Toc224288270" w:history="1">
+          <w:hyperlink w:anchor="_Toc224294032" w:history="1">
             <w:r>
               <w:rPr>
                 <w:rStyle w:val="Hipervnculo"/>
@@ -592,7 +612,7 @@
                 <w:noProof/>
                 <w:webHidden/>
               </w:rPr>
-              <w:instrText xml:space="preserve"> PAGEREF _Toc224288270 \h </w:instrText>
+              <w:instrText xml:space="preserve"> PAGEREF _Toc224294032 \h </w:instrText>
             </w:r>
             <w:r>
               <w:rPr>
@@ -612,7 +632,7 @@
                 <w:noProof/>
                 <w:webHidden/>
               </w:rPr>
-              <w:t>3</w:t>
+              <w:t>4</w:t>
             </w:r>
             <w:r>
               <w:rPr>
@@ -630,17 +650,18 @@
               <w:tab w:val="right" w:leader="dot" w:pos="9350"/>
             </w:tabs>
             <w:rPr>
+              <w:rFonts w:eastAsiaTheme="minorEastAsia"/>
               <w:noProof/>
+              <w:lang w:eastAsia="es-CO"/>
             </w:rPr>
           </w:pPr>
-          <w:hyperlink w:anchor="_Toc224288271" w:history="1">
+          <w:hyperlink w:anchor="_Toc224294033" w:history="1">
             <w:r>
               <w:rPr>
                 <w:rStyle w:val="Hipervnculo"/>
                 <w:noProof/>
-                <w:lang w:val="es-ES"/>
-              </w:rPr>
-              <w:t>Variables de entrada</w:t>
+              </w:rPr>
+              <w:t>Diagrama</w:t>
             </w:r>
             <w:r>
               <w:rPr>
@@ -661,7 +682,7 @@
                 <w:noProof/>
                 <w:webHidden/>
               </w:rPr>
-              <w:instrText xml:space="preserve"> PAGEREF _Toc224288271 \h </w:instrText>
+              <w:instrText xml:space="preserve"> PAGEREF _Toc224294033 \h </w:instrText>
             </w:r>
             <w:r>
               <w:rPr>
@@ -681,7 +702,7 @@
                 <w:noProof/>
                 <w:webHidden/>
               </w:rPr>
-              <w:t>4</w:t>
+              <w:t>5</w:t>
             </w:r>
             <w:r>
               <w:rPr>
@@ -699,16 +720,89 @@
               <w:tab w:val="right" w:leader="dot" w:pos="9350"/>
             </w:tabs>
             <w:rPr>
+              <w:rFonts w:eastAsiaTheme="minorEastAsia"/>
               <w:noProof/>
+              <w:lang w:eastAsia="es-CO"/>
             </w:rPr>
           </w:pPr>
-          <w:hyperlink w:anchor="_Toc224288272" w:history="1">
+          <w:hyperlink w:anchor="_Toc224294034" w:history="1">
             <w:r>
               <w:rPr>
                 <w:rStyle w:val="Hipervnculo"/>
                 <w:noProof/>
                 <w:lang w:val="es-ES"/>
               </w:rPr>
+              <w:t>Variables de entrada</w:t>
+            </w:r>
+            <w:r>
+              <w:rPr>
+                <w:noProof/>
+                <w:webHidden/>
+              </w:rPr>
+              <w:tab/>
+            </w:r>
+            <w:r>
+              <w:rPr>
+                <w:noProof/>
+                <w:webHidden/>
+              </w:rPr>
+              <w:fldChar w:fldCharType="begin"/>
+            </w:r>
+            <w:r>
+              <w:rPr>
+                <w:noProof/>
+                <w:webHidden/>
+              </w:rPr>
+              <w:instrText xml:space="preserve"> PAGEREF _Toc224294034 \h </w:instrText>
+            </w:r>
+            <w:r>
+              <w:rPr>
+                <w:noProof/>
+                <w:webHidden/>
+              </w:rPr>
+            </w:r>
+            <w:r>
+              <w:rPr>
+                <w:noProof/>
+                <w:webHidden/>
+              </w:rPr>
+              <w:fldChar w:fldCharType="separate"/>
+            </w:r>
+            <w:r>
+              <w:rPr>
+                <w:noProof/>
+                <w:webHidden/>
+              </w:rPr>
+              <w:t>6</w:t>
+            </w:r>
+            <w:r>
+              <w:rPr>
+                <w:noProof/>
+                <w:webHidden/>
+              </w:rPr>
+              <w:fldChar w:fldCharType="end"/>
+            </w:r>
+          </w:hyperlink>
+        </w:p>
+        <w:p>
+          <w:pPr>
+            <w:pStyle w:val="TDC1"/>
+            <w:tabs>
+              <w:tab w:val="right" w:leader="dot" w:pos="9350"/>
+            </w:tabs>
+            <w:rPr>
+              <w:rFonts w:eastAsiaTheme="minorEastAsia"/>
+              <w:noProof/>
+              <w:lang w:eastAsia="es-CO"/>
+            </w:rPr>
+          </w:pPr>
+          <w:hyperlink w:anchor="_Toc224294035" w:history="1">
+            <w:r>
+              <w:rPr>
+                <w:rStyle w:val="Hipervnculo"/>
+                <w:noProof/>
+                <w:lang w:val="es-ES"/>
+              </w:rPr>
               <w:t>Conclusión</w:t>
             </w:r>
             <w:r>
@@ -730,7 +824,7 @@
                 <w:noProof/>
                 <w:webHidden/>
               </w:rPr>
-              <w:instrText xml:space="preserve"> PAGEREF _Toc224288272 \h </w:instrText>
+              <w:instrText xml:space="preserve"> PAGEREF _Toc224294035 \h </w:instrText>
             </w:r>
             <w:r>
               <w:rPr>
@@ -750,7 +844,7 @@
                 <w:noProof/>
                 <w:webHidden/>
               </w:rPr>
-              <w:t>4</w:t>
+              <w:t>6</w:t>
             </w:r>
             <w:r>
               <w:rPr>
@@ -846,7 +940,7 @@
           <w:lang w:val="es-ES"/>
         </w:rPr>
       </w:pPr>
-      <w:bookmarkStart w:id="1" w:name="_Toc224288267"/>
+      <w:bookmarkStart w:id="1" w:name="_Toc224294029"/>
       <w:r>
         <w:rPr>
           <w:sz w:val="44"/>
@@ -859,7 +953,6 @@
       <w:bookmarkEnd w:id="1"/>
     </w:p>
     <w:p>
-      <w:bookmarkStart w:id="2" w:name="_Toc224288268"/>
       <w:r>
         <w:t>El presente proyecto desarrolla un sistema automatizado de control de acceso para gimnasios, basado en un mecanismo de validación mediante PIN único o temporal. Este sistema busca optimizar el ingreso de usuarios, reducir tiempos de espera y garantizar el cumplimiento de reglas de negocio como la verificación de membresía activa, edad mínima y pago previo.</w:t>
       </w:r>
@@ -874,6 +967,7 @@
           <w:lang w:val="es-ES"/>
         </w:rPr>
       </w:pPr>
+      <w:bookmarkStart w:id="2" w:name="_Toc224294030"/>
       <w:r>
         <w:rPr>
           <w:sz w:val="44"/>
@@ -885,7 +979,6 @@
       <w:bookmarkEnd w:id="2"/>
     </w:p>
     <w:p>
-      <w:bookmarkStart w:id="3" w:name="_Toc224288269"/>
       <w:r>
         <w:t>En muchos gimnasios, el proceso de ingreso manual genera congestiones, especialmente en horarios pico, debido a la dependencia de personal o a la falta de automatización. Esto provoca demoras, frustración en los usuarios y, en algunos casos, pérdida de clientes potenciales. Un sistema digital con validación automática por PIN permite atender un mayor flujo de personas de manera eficiente, operar las 24 horas y minimizar errores humanos.</w:t>
       </w:r>
@@ -900,6 +993,7 @@
           <w:lang w:val="es-ES"/>
         </w:rPr>
       </w:pPr>
+      <w:bookmarkStart w:id="3" w:name="_Toc224294031"/>
       <w:r>
         <w:rPr>
           <w:sz w:val="44"/>
@@ -911,7 +1005,6 @@
       <w:bookmarkEnd w:id="3"/>
     </w:p>
     <w:p>
-      <w:bookmarkStart w:id="4" w:name="_Toc224288270"/>
       <w:r>
         <w:t>Los gimnasios enfrentan problemas recurrentes en el control de acceso:</w:t>
       </w:r>
@@ -957,6 +1050,7 @@
           <w:lang w:val="es-ES"/>
         </w:rPr>
       </w:pPr>
+      <w:bookmarkStart w:id="4" w:name="_Toc224294032"/>
       <w:r>
         <w:rPr>
           <w:sz w:val="44"/>
@@ -975,7 +1069,6 @@
           <w:numId w:val="5"/>
         </w:numPr>
       </w:pPr>
-      <w:bookmarkStart w:id="5" w:name="_Toc224288271"/>
       <w:r>
         <w:rPr>
           <w:b/>
@@ -1078,10 +1171,12 @@
         <w:pStyle w:val="Ttulo1"/>
         <w:jc w:val="center"/>
       </w:pPr>
+      <w:bookmarkStart w:id="5" w:name="_Toc224294033"/>
       <w:r>
         <w:lastRenderedPageBreak/>
         <w:t>Diagrama</w:t>
       </w:r>
+      <w:bookmarkEnd w:id="5"/>
     </w:p>
     <w:p>
       <w:r>
@@ -1089,10 +1184,10 @@
           <w:noProof/>
         </w:rPr>
         <w:drawing>
-          <wp:inline distT="0" distB="0" distL="0" distR="0" wp14:anchorId="05CCFF11" wp14:editId="4B269805">
-            <wp:extent cx="6379535" cy="7314436"/>
-            <wp:effectExtent l="0" t="0" r="2540" b="1270"/>
-            <wp:docPr id="133285728" name="Imagen 3"/>
+          <wp:inline distT="0" distB="0" distL="0" distR="0" wp14:anchorId="7A5EBD4F" wp14:editId="4118A43E">
+            <wp:extent cx="6475211" cy="7442200"/>
+            <wp:effectExtent l="0" t="0" r="1905" b="6350"/>
+            <wp:docPr id="808482592" name="Imagen 1"/>
             <wp:cNvGraphicFramePr>
               <a:graphicFrameLocks xmlns:a="http://schemas.openxmlformats.org/drawingml/2006/main" noChangeAspect="1"/>
             </wp:cNvGraphicFramePr>
@@ -1100,7 +1195,7 @@
               <a:graphicData uri="http://schemas.openxmlformats.org/drawingml/2006/picture">
                 <pic:pic xmlns:pic="http://schemas.openxmlformats.org/drawingml/2006/picture">
                   <pic:nvPicPr>
-                    <pic:cNvPr id="0" name="Picture 5"/>
+                    <pic:cNvPr id="0" name="Picture 1"/>
                     <pic:cNvPicPr>
                       <a:picLocks noChangeAspect="1" noChangeArrowheads="1"/>
                     </pic:cNvPicPr>
@@ -1121,7 +1216,7 @@
                   <pic:spPr bwMode="auto">
                     <a:xfrm>
                       <a:off x="0" y="0"/>
-                      <a:ext cx="6385767" cy="7321581"/>
+                      <a:ext cx="6481877" cy="7449862"/>
                     </a:xfrm>
                     <a:prstGeom prst="rect">
                       <a:avLst/>
@@ -1148,6 +1243,7 @@
           <w:lang w:val="es-ES"/>
         </w:rPr>
       </w:pPr>
+      <w:bookmarkStart w:id="6" w:name="_Toc224294034"/>
       <w:r>
         <w:rPr>
           <w:sz w:val="44"/>
@@ -1157,7 +1253,7 @@
         <w:lastRenderedPageBreak/>
         <w:t>Variables de entrada</w:t>
       </w:r>
-      <w:bookmarkEnd w:id="5"/>
+      <w:bookmarkEnd w:id="6"/>
     </w:p>
     <w:p>
       <w:pPr>
@@ -1224,21 +1320,165 @@
         <w:pStyle w:val="Ttulo1"/>
         <w:jc w:val="center"/>
         <w:rPr>
+          <w:lang w:val="es-ES"/>
+        </w:rPr>
+      </w:pPr>
+      <w:r>
+        <w:rPr>
+          <w:lang w:val="es-ES"/>
+        </w:rPr>
+        <w:lastRenderedPageBreak/>
+        <w:t>Variables de Salida</w:t>
+      </w:r>
+    </w:p>
+    <w:p>
+      <w:pPr>
+        <w:rPr>
+          <w:lang w:val="es-ES"/>
+        </w:rPr>
+      </w:pPr>
+      <w:r>
+        <w:rPr>
+          <w:noProof/>
+        </w:rPr>
+        <w:drawing>
+          <wp:inline distT="0" distB="0" distL="0" distR="0" wp14:anchorId="0C192DEA" wp14:editId="727F2598">
+            <wp:extent cx="5943600" cy="2479675"/>
+            <wp:effectExtent l="0" t="0" r="0" b="0"/>
+            <wp:docPr id="91488126" name="Imagen 2"/>
+            <wp:cNvGraphicFramePr>
+              <a:graphicFrameLocks xmlns:a="http://schemas.openxmlformats.org/drawingml/2006/main" noChangeAspect="1"/>
+            </wp:cNvGraphicFramePr>
+            <a:graphic xmlns:a="http://schemas.openxmlformats.org/drawingml/2006/main">
+              <a:graphicData uri="http://schemas.openxmlformats.org/drawingml/2006/picture">
+                <pic:pic xmlns:pic="http://schemas.openxmlformats.org/drawingml/2006/picture">
+                  <pic:nvPicPr>
+                    <pic:cNvPr id="0" name="Picture 3"/>
+                    <pic:cNvPicPr>
+                      <a:picLocks noChangeAspect="1" noChangeArrowheads="1"/>
+                    </pic:cNvPicPr>
+                  </pic:nvPicPr>
+                  <pic:blipFill>
+                    <a:blip r:embed="rId11">
+                      <a:extLst>
+                        <a:ext uri="{28A0092B-C50C-407E-A947-70E740481C1C}">
+                          <a14:useLocalDpi xmlns:a14="http://schemas.microsoft.com/office/drawing/2010/main" val="0"/>
+                        </a:ext>
+                      </a:extLst>
+                    </a:blip>
+                    <a:srcRect/>
+                    <a:stretch>
+                      <a:fillRect/>
+                    </a:stretch>
+                  </pic:blipFill>
+                  <pic:spPr bwMode="auto">
+                    <a:xfrm>
+                      <a:off x="0" y="0"/>
+                      <a:ext cx="5943600" cy="2479675"/>
+                    </a:xfrm>
+                    <a:prstGeom prst="rect">
+                      <a:avLst/>
+                    </a:prstGeom>
+                    <a:noFill/>
+                    <a:ln>
+                      <a:noFill/>
+                    </a:ln>
+                  </pic:spPr>
+                </pic:pic>
+              </a:graphicData>
+            </a:graphic>
+          </wp:inline>
+        </w:drawing>
+      </w:r>
+    </w:p>
+    <w:p>
+      <w:pPr>
+        <w:rPr>
+          <w:lang w:val="es-ES"/>
+        </w:rPr>
+      </w:pPr>
+    </w:p>
+    <w:p>
+      <w:pPr>
+        <w:rPr>
+          <w:lang w:val="es-ES"/>
+        </w:rPr>
+      </w:pPr>
+      <w:r>
+        <w:rPr>
+          <w:noProof/>
+        </w:rPr>
+        <w:drawing>
+          <wp:inline distT="0" distB="0" distL="0" distR="0" wp14:anchorId="5A5FFC51" wp14:editId="05C605A7">
+            <wp:extent cx="5943600" cy="4243070"/>
+            <wp:effectExtent l="0" t="0" r="0" b="5080"/>
+            <wp:docPr id="1634628765" name="Imagen 3"/>
+            <wp:cNvGraphicFramePr>
+              <a:graphicFrameLocks xmlns:a="http://schemas.openxmlformats.org/drawingml/2006/main" noChangeAspect="1"/>
+            </wp:cNvGraphicFramePr>
+            <a:graphic xmlns:a="http://schemas.openxmlformats.org/drawingml/2006/main">
+              <a:graphicData uri="http://schemas.openxmlformats.org/drawingml/2006/picture">
+                <pic:pic xmlns:pic="http://schemas.openxmlformats.org/drawingml/2006/picture">
+                  <pic:nvPicPr>
+                    <pic:cNvPr id="0" name="Picture 5"/>
+                    <pic:cNvPicPr>
+                      <a:picLocks noChangeAspect="1" noChangeArrowheads="1"/>
+                    </pic:cNvPicPr>
+                  </pic:nvPicPr>
+                  <pic:blipFill>
+                    <a:blip r:embed="rId12">
+                      <a:extLst>
+                        <a:ext uri="{28A0092B-C50C-407E-A947-70E740481C1C}">
+                          <a14:useLocalDpi xmlns:a14="http://schemas.microsoft.com/office/drawing/2010/main" val="0"/>
+                        </a:ext>
+                      </a:extLst>
+                    </a:blip>
+                    <a:srcRect/>
+                    <a:stretch>
+                      <a:fillRect/>
+                    </a:stretch>
+                  </pic:blipFill>
+                  <pic:spPr bwMode="auto">
+                    <a:xfrm>
+                      <a:off x="0" y="0"/>
+                      <a:ext cx="5943600" cy="4243070"/>
+                    </a:xfrm>
+                    <a:prstGeom prst="rect">
+                      <a:avLst/>
+                    </a:prstGeom>
+                    <a:noFill/>
+                    <a:ln>
+                      <a:noFill/>
+                    </a:ln>
+                  </pic:spPr>
+                </pic:pic>
+              </a:graphicData>
+            </a:graphic>
+          </wp:inline>
+        </w:drawing>
+      </w:r>
+    </w:p>
+    <w:p>
+      <w:pPr>
+        <w:pStyle w:val="Ttulo1"/>
+        <w:jc w:val="center"/>
+        <w:rPr>
           <w:sz w:val="44"/>
           <w:szCs w:val="44"/>
           <w:lang w:val="es-ES"/>
         </w:rPr>
       </w:pPr>
-      <w:bookmarkStart w:id="6" w:name="_Toc224288272"/>
+      <w:bookmarkStart w:id="7" w:name="_Toc224294035"/>
       <w:r>
         <w:rPr>
           <w:sz w:val="44"/>
           <w:szCs w:val="44"/>
           <w:lang w:val="es-ES"/>
         </w:rPr>
+        <w:lastRenderedPageBreak/>
         <w:t>Conclusión</w:t>
       </w:r>
-      <w:bookmarkEnd w:id="6"/>
+      <w:bookmarkEnd w:id="7"/>
     </w:p>
     <w:p>
       <w:pPr>
@@ -1250,14 +1490,7 @@
         <w:rPr>
           <w:rFonts w:cs="Times New Roman"/>
         </w:rPr>
-        <w:t xml:space="preserve">El sistema propuesto automatiza de manera efectiva el control de acceso a gimnasios, eliminando cuellos de botella en la recepción y garantizando el cumplimiento de las reglas establecidas (membresía activa, edad mínima y pago). Al utilizar un mecanismo simple </w:t>
-      </w:r>
-      <w:r>
-        <w:rPr>
-          <w:rFonts w:cs="Times New Roman"/>
-        </w:rPr>
-        <w:lastRenderedPageBreak/>
-        <w:t>basado en PIN, se logra un proceso rápido, seguro y disponible las 24 horas, mejorando tanto la experiencia del usuario como la gestión operativa del establecimiento a mediano y largo plazo.</w:t>
+        <w:t>El sistema propuesto automatiza de manera efectiva el control de acceso a gimnasios, eliminando cuellos de botella en la recepción y garantizando el cumplimiento de las reglas establecidas (membresía activa, edad mínima y pago). Al utilizar un mecanismo simple basado en PIN, se logra un proceso rápido, seguro y disponible las 24 horas, mejorando tanto la experiencia del usuario como la gestión operativa del establecimiento a mediano y largo plazo.</w:t>
       </w:r>
     </w:p>
     <w:p>
@@ -3226,23 +3459,10 @@
 </file>
 
 <file path=customXml/item1.xml><?xml version="1.0" encoding="utf-8"?>
-<p:properties xmlns:p="http://schemas.microsoft.com/office/2006/metadata/properties" xmlns:xsi="http://www.w3.org/2001/XMLSchema-instance" xmlns:pc="http://schemas.microsoft.com/office/infopath/2007/PartnerControls">
-  <documentManagement>
-    <_activity xmlns="ae10e246-9e08-413b-822d-cc5110b259f5" xsi:nil="true"/>
-  </documentManagement>
-</p:properties>
+<b:Sources xmlns:b="http://schemas.openxmlformats.org/officeDocument/2006/bibliography" xmlns="http://schemas.openxmlformats.org/officeDocument/2006/bibliography" SelectedStyle="\APASixthEditionOfficeOnline.xsl" StyleName="APA" Version="6"/>
 </file>
 
 <file path=customXml/item2.xml><?xml version="1.0" encoding="utf-8"?>
-<?mso-contentType ?>
-<FormTemplates xmlns="http://schemas.microsoft.com/sharepoint/v3/contenttype/forms">
-  <Display>DocumentLibraryForm</Display>
-  <Edit>DocumentLibraryForm</Edit>
-  <New>DocumentLibraryForm</New>
-</FormTemplates>
-</file>
-
-<file path=customXml/item3.xml><?xml version="1.0" encoding="utf-8"?>
 <ct:contentTypeSchema xmlns:ct="http://schemas.microsoft.com/office/2006/metadata/contentType" xmlns:ma="http://schemas.microsoft.com/office/2006/metadata/properties/metaAttributes" ct:_="" ma:_="" ma:contentTypeName="Document" ma:contentTypeID="0x010100FABB1DA750B2A64D9BBEC0415775AA95" ma:contentTypeVersion="10" ma:contentTypeDescription="Create a new document." ma:contentTypeScope="" ma:versionID="5c54a5fea81ab223c60470965d7ff885">
   <xsd:schema xmlns:xsd="http://www.w3.org/2001/XMLSchema" xmlns:xs="http://www.w3.org/2001/XMLSchema" xmlns:p="http://schemas.microsoft.com/office/2006/metadata/properties" xmlns:ns3="3a4cb583-a5f3-4e97-a304-23a94fb0ed62" xmlns:ns4="ae10e246-9e08-413b-822d-cc5110b259f5" targetNamespace="http://schemas.microsoft.com/office/2006/metadata/properties" ma:root="true" ma:fieldsID="66150898efb5daa4e71fddf97057a284" ns3:_="" ns4:_="">
     <xsd:import namespace="3a4cb583-a5f3-4e97-a304-23a94fb0ed62"/>
@@ -3443,29 +3663,32 @@
 </ct:contentTypeSchema>
 </file>
 
+<file path=customXml/item3.xml><?xml version="1.0" encoding="utf-8"?>
+<?mso-contentType ?>
+<FormTemplates xmlns="http://schemas.microsoft.com/sharepoint/v3/contenttype/forms">
+  <Display>DocumentLibraryForm</Display>
+  <Edit>DocumentLibraryForm</Edit>
+  <New>DocumentLibraryForm</New>
+</FormTemplates>
+</file>
+
 <file path=customXml/item4.xml><?xml version="1.0" encoding="utf-8"?>
-<b:Sources xmlns:b="http://schemas.openxmlformats.org/officeDocument/2006/bibliography" xmlns="http://schemas.openxmlformats.org/officeDocument/2006/bibliography" SelectedStyle="\APASixthEditionOfficeOnline.xsl" StyleName="APA" Version="6"/>
+<p:properties xmlns:p="http://schemas.microsoft.com/office/2006/metadata/properties" xmlns:xsi="http://www.w3.org/2001/XMLSchema-instance" xmlns:pc="http://schemas.microsoft.com/office/infopath/2007/PartnerControls">
+  <documentManagement>
+    <_activity xmlns="ae10e246-9e08-413b-822d-cc5110b259f5" xsi:nil="true"/>
+  </documentManagement>
+</p:properties>
 </file>
 
 <file path=customXml/itemProps1.xml><?xml version="1.0" encoding="utf-8"?>
-<ds:datastoreItem xmlns:ds="http://schemas.openxmlformats.org/officeDocument/2006/customXml" ds:itemID="{83CCE15E-B24E-4A86-A779-8079F84096B6}">
+<ds:datastoreItem xmlns:ds="http://schemas.openxmlformats.org/officeDocument/2006/customXml" ds:itemID="{D967FEF4-1168-4EAE-BA51-25AEB3A6D3DF}">
   <ds:schemaRefs>
-    <ds:schemaRef ds:uri="http://schemas.microsoft.com/office/2006/metadata/properties"/>
-    <ds:schemaRef ds:uri="http://schemas.microsoft.com/office/infopath/2007/PartnerControls"/>
-    <ds:schemaRef ds:uri="ae10e246-9e08-413b-822d-cc5110b259f5"/>
+    <ds:schemaRef ds:uri="http://schemas.openxmlformats.org/officeDocument/2006/bibliography"/>
   </ds:schemaRefs>
 </ds:datastoreItem>
 </file>
 
 <file path=customXml/itemProps2.xml><?xml version="1.0" encoding="utf-8"?>
-<ds:datastoreItem xmlns:ds="http://schemas.openxmlformats.org/officeDocument/2006/customXml" ds:itemID="{28CA125D-4436-4715-86C4-CB9535A92886}">
-  <ds:schemaRefs>
-    <ds:schemaRef ds:uri="http://schemas.microsoft.com/sharepoint/v3/contenttype/forms"/>
-  </ds:schemaRefs>
-</ds:datastoreItem>
-</file>
-
-<file path=customXml/itemProps3.xml><?xml version="1.0" encoding="utf-8"?>
 <ds:datastoreItem xmlns:ds="http://schemas.openxmlformats.org/officeDocument/2006/customXml" ds:itemID="{DE749E02-9756-46D9-8824-D752141CBF01}">
   <ds:schemaRefs>
     <ds:schemaRef ds:uri="http://schemas.microsoft.com/office/2006/metadata/contentType"/>
@@ -3484,10 +3707,20 @@
 </ds:datastoreItem>
 </file>
 
+<file path=customXml/itemProps3.xml><?xml version="1.0" encoding="utf-8"?>
+<ds:datastoreItem xmlns:ds="http://schemas.openxmlformats.org/officeDocument/2006/customXml" ds:itemID="{28CA125D-4436-4715-86C4-CB9535A92886}">
+  <ds:schemaRefs>
+    <ds:schemaRef ds:uri="http://schemas.microsoft.com/sharepoint/v3/contenttype/forms"/>
+  </ds:schemaRefs>
+</ds:datastoreItem>
+</file>
+
 <file path=customXml/itemProps4.xml><?xml version="1.0" encoding="utf-8"?>
-<ds:datastoreItem xmlns:ds="http://schemas.openxmlformats.org/officeDocument/2006/customXml" ds:itemID="{D967FEF4-1168-4EAE-BA51-25AEB3A6D3DF}">
+<ds:datastoreItem xmlns:ds="http://schemas.openxmlformats.org/officeDocument/2006/customXml" ds:itemID="{83CCE15E-B24E-4A86-A779-8079F84096B6}">
   <ds:schemaRefs>
-    <ds:schemaRef ds:uri="http://schemas.openxmlformats.org/officeDocument/2006/bibliography"/>
+    <ds:schemaRef ds:uri="http://schemas.microsoft.com/office/2006/metadata/properties"/>
+    <ds:schemaRef ds:uri="http://schemas.microsoft.com/office/infopath/2007/PartnerControls"/>
+    <ds:schemaRef ds:uri="ae10e246-9e08-413b-822d-cc5110b259f5"/>
   </ds:schemaRefs>
 </ds:datastoreItem>
 </file>
--- a/Sistema de control de acceso a gimnasio.docx
+++ b/Sistema de control de acceso a gimnasio.docx
@@ -12,7 +12,7 @@
           <w:lang w:val="es-ES"/>
         </w:rPr>
       </w:pPr>
-      <w:bookmarkStart w:id="0" w:name="_Toc224294028"/>
+      <w:bookmarkStart w:id="0" w:name="_Toc224295606"/>
       <w:r>
         <w:rPr>
           <w:sz w:val="48"/>
@@ -235,6 +235,7 @@
         <w:t>3313623</w:t>
       </w:r>
     </w:p>
+    <w:bookmarkStart w:id="1" w:name="_Toc224295607" w:displacedByCustomXml="next"/>
     <w:sdt>
       <w:sdtPr>
         <w:rPr>
@@ -270,6 +271,7 @@
             </w:rPr>
             <w:t>Tabla de contenido</w:t>
           </w:r>
+          <w:bookmarkEnd w:id="1"/>
         </w:p>
         <w:p>
           <w:pPr>
@@ -300,7 +302,7 @@
           <w:r>
             <w:fldChar w:fldCharType="separate"/>
           </w:r>
-          <w:hyperlink w:anchor="_Toc224294028" w:history="1">
+          <w:hyperlink w:anchor="_Toc224295606" w:history="1">
             <w:r>
               <w:rPr>
                 <w:rStyle w:val="Hipervnculo"/>
@@ -328,7 +330,7 @@
                 <w:noProof/>
                 <w:webHidden/>
               </w:rPr>
-              <w:instrText xml:space="preserve"> PAGEREF _Toc224294028 \h </w:instrText>
+              <w:instrText xml:space="preserve"> PAGEREF _Toc224295606 \h </w:instrText>
             </w:r>
             <w:r>
               <w:rPr>
@@ -371,14 +373,14 @@
               <w:lang w:eastAsia="es-CO"/>
             </w:rPr>
           </w:pPr>
-          <w:hyperlink w:anchor="_Toc224294029" w:history="1">
+          <w:hyperlink w:anchor="_Toc224295607" w:history="1">
             <w:r>
               <w:rPr>
                 <w:rStyle w:val="Hipervnculo"/>
                 <w:noProof/>
                 <w:lang w:val="es-ES"/>
               </w:rPr>
-              <w:t>Introducción</w:t>
+              <w:t>Tabla de contenido</w:t>
             </w:r>
             <w:r>
               <w:rPr>
@@ -399,7 +401,7 @@
                 <w:noProof/>
                 <w:webHidden/>
               </w:rPr>
-              <w:instrText xml:space="preserve"> PAGEREF _Toc224294029 \h </w:instrText>
+              <w:instrText xml:space="preserve"> PAGEREF _Toc224295607 \h </w:instrText>
             </w:r>
             <w:r>
               <w:rPr>
@@ -419,7 +421,7 @@
                 <w:noProof/>
                 <w:webHidden/>
               </w:rPr>
-              <w:t>3</w:t>
+              <w:t>2</w:t>
             </w:r>
             <w:r>
               <w:rPr>
@@ -442,14 +444,14 @@
               <w:lang w:eastAsia="es-CO"/>
             </w:rPr>
           </w:pPr>
-          <w:hyperlink w:anchor="_Toc224294030" w:history="1">
+          <w:hyperlink w:anchor="_Toc224295608" w:history="1">
             <w:r>
               <w:rPr>
                 <w:rStyle w:val="Hipervnculo"/>
                 <w:noProof/>
                 <w:lang w:val="es-ES"/>
               </w:rPr>
-              <w:t>Justificación</w:t>
+              <w:t>Introducción</w:t>
             </w:r>
             <w:r>
               <w:rPr>
@@ -470,7 +472,7 @@
                 <w:noProof/>
                 <w:webHidden/>
               </w:rPr>
-              <w:instrText xml:space="preserve"> PAGEREF _Toc224294030 \h </w:instrText>
+              <w:instrText xml:space="preserve"> PAGEREF _Toc224295608 \h </w:instrText>
             </w:r>
             <w:r>
               <w:rPr>
@@ -513,14 +515,14 @@
               <w:lang w:eastAsia="es-CO"/>
             </w:rPr>
           </w:pPr>
-          <w:hyperlink w:anchor="_Toc224294031" w:history="1">
+          <w:hyperlink w:anchor="_Toc224295609" w:history="1">
             <w:r>
               <w:rPr>
                 <w:rStyle w:val="Hipervnculo"/>
                 <w:noProof/>
                 <w:lang w:val="es-ES"/>
               </w:rPr>
-              <w:t>Definición del problema</w:t>
+              <w:t>Justificación</w:t>
             </w:r>
             <w:r>
               <w:rPr>
@@ -541,7 +543,7 @@
                 <w:noProof/>
                 <w:webHidden/>
               </w:rPr>
-              <w:instrText xml:space="preserve"> PAGEREF _Toc224294031 \h </w:instrText>
+              <w:instrText xml:space="preserve"> PAGEREF _Toc224295609 \h </w:instrText>
             </w:r>
             <w:r>
               <w:rPr>
@@ -584,14 +586,14 @@
               <w:lang w:eastAsia="es-CO"/>
             </w:rPr>
           </w:pPr>
-          <w:hyperlink w:anchor="_Toc224294032" w:history="1">
+          <w:hyperlink w:anchor="_Toc224295610" w:history="1">
             <w:r>
               <w:rPr>
                 <w:rStyle w:val="Hipervnculo"/>
                 <w:noProof/>
                 <w:lang w:val="es-ES"/>
               </w:rPr>
-              <w:t>Objetivos</w:t>
+              <w:t>Definición del problema</w:t>
             </w:r>
             <w:r>
               <w:rPr>
@@ -612,7 +614,7 @@
                 <w:noProof/>
                 <w:webHidden/>
               </w:rPr>
-              <w:instrText xml:space="preserve"> PAGEREF _Toc224294032 \h </w:instrText>
+              <w:instrText xml:space="preserve"> PAGEREF _Toc224295610 \h </w:instrText>
             </w:r>
             <w:r>
               <w:rPr>
@@ -655,13 +657,14 @@
               <w:lang w:eastAsia="es-CO"/>
             </w:rPr>
           </w:pPr>
-          <w:hyperlink w:anchor="_Toc224294033" w:history="1">
+          <w:hyperlink w:anchor="_Toc224295611" w:history="1">
             <w:r>
               <w:rPr>
                 <w:rStyle w:val="Hipervnculo"/>
                 <w:noProof/>
-              </w:rPr>
-              <w:t>Diagrama</w:t>
+                <w:lang w:val="es-ES"/>
+              </w:rPr>
+              <w:t>Objetivos</w:t>
             </w:r>
             <w:r>
               <w:rPr>
@@ -682,7 +685,7 @@
                 <w:noProof/>
                 <w:webHidden/>
               </w:rPr>
-              <w:instrText xml:space="preserve"> PAGEREF _Toc224294033 \h </w:instrText>
+              <w:instrText xml:space="preserve"> PAGEREF _Toc224295611 \h </w:instrText>
             </w:r>
             <w:r>
               <w:rPr>
@@ -702,7 +705,7 @@
                 <w:noProof/>
                 <w:webHidden/>
               </w:rPr>
-              <w:t>5</w:t>
+              <w:t>4</w:t>
             </w:r>
             <w:r>
               <w:rPr>
@@ -725,14 +728,13 @@
               <w:lang w:eastAsia="es-CO"/>
             </w:rPr>
           </w:pPr>
-          <w:hyperlink w:anchor="_Toc224294034" w:history="1">
+          <w:hyperlink w:anchor="_Toc224295612" w:history="1">
             <w:r>
               <w:rPr>
                 <w:rStyle w:val="Hipervnculo"/>
                 <w:noProof/>
-                <w:lang w:val="es-ES"/>
-              </w:rPr>
-              <w:t>Variables de entrada</w:t>
+              </w:rPr>
+              <w:t>Diagrama</w:t>
             </w:r>
             <w:r>
               <w:rPr>
@@ -753,7 +755,7 @@
                 <w:noProof/>
                 <w:webHidden/>
               </w:rPr>
-              <w:instrText xml:space="preserve"> PAGEREF _Toc224294034 \h </w:instrText>
+              <w:instrText xml:space="preserve"> PAGEREF _Toc224295612 \h </w:instrText>
             </w:r>
             <w:r>
               <w:rPr>
@@ -796,13 +798,155 @@
               <w:lang w:eastAsia="es-CO"/>
             </w:rPr>
           </w:pPr>
-          <w:hyperlink w:anchor="_Toc224294035" w:history="1">
+          <w:hyperlink w:anchor="_Toc224295613" w:history="1">
             <w:r>
               <w:rPr>
                 <w:rStyle w:val="Hipervnculo"/>
                 <w:noProof/>
                 <w:lang w:val="es-ES"/>
               </w:rPr>
+              <w:t>Variables de entrada</w:t>
+            </w:r>
+            <w:r>
+              <w:rPr>
+                <w:noProof/>
+                <w:webHidden/>
+              </w:rPr>
+              <w:tab/>
+            </w:r>
+            <w:r>
+              <w:rPr>
+                <w:noProof/>
+                <w:webHidden/>
+              </w:rPr>
+              <w:fldChar w:fldCharType="begin"/>
+            </w:r>
+            <w:r>
+              <w:rPr>
+                <w:noProof/>
+                <w:webHidden/>
+              </w:rPr>
+              <w:instrText xml:space="preserve"> PAGEREF _Toc224295613 \h </w:instrText>
+            </w:r>
+            <w:r>
+              <w:rPr>
+                <w:noProof/>
+                <w:webHidden/>
+              </w:rPr>
+            </w:r>
+            <w:r>
+              <w:rPr>
+                <w:noProof/>
+                <w:webHidden/>
+              </w:rPr>
+              <w:fldChar w:fldCharType="separate"/>
+            </w:r>
+            <w:r>
+              <w:rPr>
+                <w:noProof/>
+                <w:webHidden/>
+              </w:rPr>
+              <w:t>7</w:t>
+            </w:r>
+            <w:r>
+              <w:rPr>
+                <w:noProof/>
+                <w:webHidden/>
+              </w:rPr>
+              <w:fldChar w:fldCharType="end"/>
+            </w:r>
+          </w:hyperlink>
+        </w:p>
+        <w:p>
+          <w:pPr>
+            <w:pStyle w:val="TDC1"/>
+            <w:tabs>
+              <w:tab w:val="right" w:leader="dot" w:pos="9350"/>
+            </w:tabs>
+            <w:rPr>
+              <w:rFonts w:eastAsiaTheme="minorEastAsia"/>
+              <w:noProof/>
+              <w:lang w:eastAsia="es-CO"/>
+            </w:rPr>
+          </w:pPr>
+          <w:hyperlink w:anchor="_Toc224295614" w:history="1">
+            <w:r>
+              <w:rPr>
+                <w:rStyle w:val="Hipervnculo"/>
+                <w:noProof/>
+                <w:lang w:val="es-ES"/>
+              </w:rPr>
+              <w:t>Variables de Salida</w:t>
+            </w:r>
+            <w:r>
+              <w:rPr>
+                <w:noProof/>
+                <w:webHidden/>
+              </w:rPr>
+              <w:tab/>
+            </w:r>
+            <w:r>
+              <w:rPr>
+                <w:noProof/>
+                <w:webHidden/>
+              </w:rPr>
+              <w:fldChar w:fldCharType="begin"/>
+            </w:r>
+            <w:r>
+              <w:rPr>
+                <w:noProof/>
+                <w:webHidden/>
+              </w:rPr>
+              <w:instrText xml:space="preserve"> PAGEREF _Toc224295614 \h </w:instrText>
+            </w:r>
+            <w:r>
+              <w:rPr>
+                <w:noProof/>
+                <w:webHidden/>
+              </w:rPr>
+            </w:r>
+            <w:r>
+              <w:rPr>
+                <w:noProof/>
+                <w:webHidden/>
+              </w:rPr>
+              <w:fldChar w:fldCharType="separate"/>
+            </w:r>
+            <w:r>
+              <w:rPr>
+                <w:noProof/>
+                <w:webHidden/>
+              </w:rPr>
+              <w:t>8</w:t>
+            </w:r>
+            <w:r>
+              <w:rPr>
+                <w:noProof/>
+                <w:webHidden/>
+              </w:rPr>
+              <w:fldChar w:fldCharType="end"/>
+            </w:r>
+          </w:hyperlink>
+        </w:p>
+        <w:p>
+          <w:pPr>
+            <w:pStyle w:val="TDC1"/>
+            <w:tabs>
+              <w:tab w:val="right" w:leader="dot" w:pos="9350"/>
+            </w:tabs>
+            <w:rPr>
+              <w:rFonts w:eastAsiaTheme="minorEastAsia"/>
+              <w:noProof/>
+              <w:lang w:eastAsia="es-CO"/>
+            </w:rPr>
+          </w:pPr>
+          <w:hyperlink w:anchor="_Toc224295615" w:history="1">
+            <w:r>
+              <w:rPr>
+                <w:rStyle w:val="Hipervnculo"/>
+                <w:noProof/>
+                <w:lang w:val="es-ES"/>
+              </w:rPr>
               <w:t>Conclusión</w:t>
             </w:r>
             <w:r>
@@ -824,7 +968,7 @@
                 <w:noProof/>
                 <w:webHidden/>
               </w:rPr>
-              <w:instrText xml:space="preserve"> PAGEREF _Toc224294035 \h </w:instrText>
+              <w:instrText xml:space="preserve"> PAGEREF _Toc224295615 \h </w:instrText>
             </w:r>
             <w:r>
               <w:rPr>
@@ -844,7 +988,78 @@
                 <w:noProof/>
                 <w:webHidden/>
               </w:rPr>
-              <w:t>6</w:t>
+              <w:t>9</w:t>
+            </w:r>
+            <w:r>
+              <w:rPr>
+                <w:noProof/>
+                <w:webHidden/>
+              </w:rPr>
+              <w:fldChar w:fldCharType="end"/>
+            </w:r>
+          </w:hyperlink>
+        </w:p>
+        <w:p>
+          <w:pPr>
+            <w:pStyle w:val="TDC1"/>
+            <w:tabs>
+              <w:tab w:val="right" w:leader="dot" w:pos="9350"/>
+            </w:tabs>
+            <w:rPr>
+              <w:rFonts w:eastAsiaTheme="minorEastAsia"/>
+              <w:noProof/>
+              <w:lang w:eastAsia="es-CO"/>
+            </w:rPr>
+          </w:pPr>
+          <w:hyperlink w:anchor="_Toc224295616" w:history="1">
+            <w:r>
+              <w:rPr>
+                <w:rStyle w:val="Hipervnculo"/>
+                <w:noProof/>
+                <w:lang w:val="es-ES"/>
+              </w:rPr>
+              <w:t>Pruebas de Código</w:t>
+            </w:r>
+            <w:r>
+              <w:rPr>
+                <w:noProof/>
+                <w:webHidden/>
+              </w:rPr>
+              <w:tab/>
+            </w:r>
+            <w:r>
+              <w:rPr>
+                <w:noProof/>
+                <w:webHidden/>
+              </w:rPr>
+              <w:fldChar w:fldCharType="begin"/>
+            </w:r>
+            <w:r>
+              <w:rPr>
+                <w:noProof/>
+                <w:webHidden/>
+              </w:rPr>
+              <w:instrText xml:space="preserve"> PAGEREF _Toc224295616 \h </w:instrText>
+            </w:r>
+            <w:r>
+              <w:rPr>
+                <w:noProof/>
+                <w:webHidden/>
+              </w:rPr>
+            </w:r>
+            <w:r>
+              <w:rPr>
+                <w:noProof/>
+                <w:webHidden/>
+              </w:rPr>
+              <w:fldChar w:fldCharType="separate"/>
+            </w:r>
+            <w:r>
+              <w:rPr>
+                <w:noProof/>
+                <w:webHidden/>
+              </w:rPr>
+              <w:t>10</w:t>
             </w:r>
             <w:r>
               <w:rPr>
@@ -940,17 +1155,16 @@
           <w:lang w:val="es-ES"/>
         </w:rPr>
       </w:pPr>
-      <w:bookmarkStart w:id="1" w:name="_Toc224294029"/>
+      <w:bookmarkStart w:id="2" w:name="_Toc224295608"/>
       <w:r>
         <w:rPr>
           <w:sz w:val="44"/>
           <w:szCs w:val="44"/>
           <w:lang w:val="es-ES"/>
         </w:rPr>
-        <w:lastRenderedPageBreak/>
         <w:t>Introducción</w:t>
       </w:r>
-      <w:bookmarkEnd w:id="1"/>
+      <w:bookmarkEnd w:id="2"/>
     </w:p>
     <w:p>
       <w:r>
@@ -967,7 +1181,7 @@
           <w:lang w:val="es-ES"/>
         </w:rPr>
       </w:pPr>
-      <w:bookmarkStart w:id="2" w:name="_Toc224294030"/>
+      <w:bookmarkStart w:id="3" w:name="_Toc224295609"/>
       <w:r>
         <w:rPr>
           <w:sz w:val="44"/>
@@ -976,7 +1190,7 @@
         </w:rPr>
         <w:t>Justificación</w:t>
       </w:r>
-      <w:bookmarkEnd w:id="2"/>
+      <w:bookmarkEnd w:id="3"/>
     </w:p>
     <w:p>
       <w:r>
@@ -993,16 +1207,17 @@
           <w:lang w:val="es-ES"/>
         </w:rPr>
       </w:pPr>
-      <w:bookmarkStart w:id="3" w:name="_Toc224294031"/>
+      <w:bookmarkStart w:id="4" w:name="_Toc224295610"/>
       <w:r>
         <w:rPr>
           <w:sz w:val="44"/>
           <w:szCs w:val="44"/>
           <w:lang w:val="es-ES"/>
         </w:rPr>
+        <w:lastRenderedPageBreak/>
         <w:t>Definición del problema</w:t>
       </w:r>
-      <w:bookmarkEnd w:id="3"/>
+      <w:bookmarkEnd w:id="4"/>
     </w:p>
     <w:p>
       <w:r>
@@ -1016,7 +1231,6 @@
     </w:p>
     <w:p>
       <w:r>
-        <w:lastRenderedPageBreak/>
         <w:t>Dificultad para verificar rápidamente el estado de membresía (activa, vencida o suspendida).</w:t>
       </w:r>
     </w:p>
@@ -1050,7 +1264,7 @@
           <w:lang w:val="es-ES"/>
         </w:rPr>
       </w:pPr>
-      <w:bookmarkStart w:id="4" w:name="_Toc224294032"/>
+      <w:bookmarkStart w:id="5" w:name="_Toc224295611"/>
       <w:r>
         <w:rPr>
           <w:sz w:val="44"/>
@@ -1059,7 +1273,7 @@
         </w:rPr>
         <w:t>Objetivos</w:t>
       </w:r>
-      <w:bookmarkEnd w:id="4"/>
+      <w:bookmarkEnd w:id="5"/>
     </w:p>
     <w:p>
       <w:pPr>
@@ -1146,6 +1360,7 @@
         </w:numPr>
       </w:pPr>
       <w:r>
+        <w:lastRenderedPageBreak/>
         <w:t>Bloquear el acceso en caso de membresía vencida o suspendida.</w:t>
       </w:r>
     </w:p>
@@ -1171,12 +1386,12 @@
         <w:pStyle w:val="Ttulo1"/>
         <w:jc w:val="center"/>
       </w:pPr>
-      <w:bookmarkStart w:id="5" w:name="_Toc224294033"/>
+      <w:bookmarkStart w:id="6" w:name="_Toc224295612"/>
       <w:r>
         <w:lastRenderedPageBreak/>
         <w:t>Diagrama</w:t>
       </w:r>
-      <w:bookmarkEnd w:id="5"/>
+      <w:bookmarkEnd w:id="6"/>
     </w:p>
     <w:p>
       <w:r>
@@ -1243,7 +1458,7 @@
           <w:lang w:val="es-ES"/>
         </w:rPr>
       </w:pPr>
-      <w:bookmarkStart w:id="6" w:name="_Toc224294034"/>
+      <w:bookmarkStart w:id="7" w:name="_Toc224295613"/>
       <w:r>
         <w:rPr>
           <w:sz w:val="44"/>
@@ -1253,7 +1468,7 @@
         <w:lastRenderedPageBreak/>
         <w:t>Variables de entrada</w:t>
       </w:r>
-      <w:bookmarkEnd w:id="6"/>
+      <w:bookmarkEnd w:id="7"/>
     </w:p>
     <w:p>
       <w:pPr>
@@ -1323,6 +1538,7 @@
           <w:lang w:val="es-ES"/>
         </w:rPr>
       </w:pPr>
+      <w:bookmarkStart w:id="8" w:name="_Toc224295614"/>
       <w:r>
         <w:rPr>
           <w:lang w:val="es-ES"/>
@@ -1330,6 +1546,7 @@
         <w:lastRenderedPageBreak/>
         <w:t>Variables de Salida</w:t>
       </w:r>
+      <w:bookmarkEnd w:id="8"/>
     </w:p>
     <w:p>
       <w:pPr>
@@ -1468,7 +1685,7 @@
           <w:lang w:val="es-ES"/>
         </w:rPr>
       </w:pPr>
-      <w:bookmarkStart w:id="7" w:name="_Toc224294035"/>
+      <w:bookmarkStart w:id="9" w:name="_Toc224295615"/>
       <w:r>
         <w:rPr>
           <w:sz w:val="44"/>
@@ -1478,7 +1695,7 @@
         <w:lastRenderedPageBreak/>
         <w:t>Conclusión</w:t>
       </w:r>
-      <w:bookmarkEnd w:id="7"/>
+      <w:bookmarkEnd w:id="9"/>
     </w:p>
     <w:p>
       <w:pPr>
@@ -1501,6 +1718,84 @@
           <w:lang w:val="es-ES"/>
         </w:rPr>
       </w:pPr>
+    </w:p>
+    <w:p>
+      <w:pPr>
+        <w:pStyle w:val="Ttulo1"/>
+        <w:jc w:val="center"/>
+        <w:rPr>
+          <w:lang w:val="es-ES"/>
+        </w:rPr>
+      </w:pPr>
+      <w:bookmarkStart w:id="10" w:name="_Toc224295616"/>
+      <w:r>
+        <w:rPr>
+          <w:lang w:val="es-ES"/>
+        </w:rPr>
+        <w:lastRenderedPageBreak/>
+        <w:t>Pruebas de Código</w:t>
+      </w:r>
+      <w:bookmarkEnd w:id="10"/>
+    </w:p>
+    <w:p>
+      <w:pPr>
+        <w:rPr>
+          <w:lang w:val="es-ES"/>
+        </w:rPr>
+      </w:pPr>
+      <w:r>
+        <w:rPr>
+          <w:noProof/>
+        </w:rPr>
+        <w:drawing>
+          <wp:inline distT="0" distB="0" distL="0" distR="0" wp14:anchorId="0B38A35B" wp14:editId="206878D1">
+            <wp:extent cx="5943600" cy="6387465"/>
+            <wp:effectExtent l="0" t="0" r="0" b="0"/>
+            <wp:docPr id="622988441" name="Imagen 1"/>
+            <wp:cNvGraphicFramePr>
+              <a:graphicFrameLocks xmlns:a="http://schemas.openxmlformats.org/drawingml/2006/main" noChangeAspect="1"/>
+            </wp:cNvGraphicFramePr>
+            <a:graphic xmlns:a="http://schemas.openxmlformats.org/drawingml/2006/main">
+              <a:graphicData uri="http://schemas.openxmlformats.org/drawingml/2006/picture">
+                <pic:pic xmlns:pic="http://schemas.openxmlformats.org/drawingml/2006/picture">
+                  <pic:nvPicPr>
+                    <pic:cNvPr id="0" name="Picture 1"/>
+                    <pic:cNvPicPr>
+                      <a:picLocks noChangeAspect="1" noChangeArrowheads="1"/>
+                    </pic:cNvPicPr>
+                  </pic:nvPicPr>
+                  <pic:blipFill>
+                    <a:blip r:embed="rId13">
+                      <a:extLst>
+                        <a:ext uri="{28A0092B-C50C-407E-A947-70E740481C1C}">
+                          <a14:useLocalDpi xmlns:a14="http://schemas.microsoft.com/office/drawing/2010/main" val="0"/>
+                        </a:ext>
+                      </a:extLst>
+                    </a:blip>
+                    <a:srcRect/>
+                    <a:stretch>
+                      <a:fillRect/>
+                    </a:stretch>
+                  </pic:blipFill>
+                  <pic:spPr bwMode="auto">
+                    <a:xfrm>
+                      <a:off x="0" y="0"/>
+                      <a:ext cx="5943600" cy="6387465"/>
+                    </a:xfrm>
+                    <a:prstGeom prst="rect">
+                      <a:avLst/>
+                    </a:prstGeom>
+                    <a:noFill/>
+                    <a:ln>
+                      <a:noFill/>
+                    </a:ln>
+                  </pic:spPr>
+                </pic:pic>
+              </a:graphicData>
+            </a:graphic>
+          </wp:inline>
+        </w:drawing>
+      </w:r>
     </w:p>
     <w:sectPr>
       <w:pgSz w:w="12240" w:h="15840"/>
@@ -3459,10 +3754,23 @@
 </file>
 
 <file path=customXml/item1.xml><?xml version="1.0" encoding="utf-8"?>
-<b:Sources xmlns:b="http://schemas.openxmlformats.org/officeDocument/2006/bibliography" xmlns="http://schemas.openxmlformats.org/officeDocument/2006/bibliography" SelectedStyle="\APASixthEditionOfficeOnline.xsl" StyleName="APA" Version="6"/>
+<p:properties xmlns:p="http://schemas.microsoft.com/office/2006/metadata/properties" xmlns:xsi="http://www.w3.org/2001/XMLSchema-instance" xmlns:pc="http://schemas.microsoft.com/office/infopath/2007/PartnerControls">
+  <documentManagement>
+    <_activity xmlns="ae10e246-9e08-413b-822d-cc5110b259f5" xsi:nil="true"/>
+  </documentManagement>
+</p:properties>
 </file>
 
 <file path=customXml/item2.xml><?xml version="1.0" encoding="utf-8"?>
+<?mso-contentType ?>
+<FormTemplates xmlns="http://schemas.microsoft.com/sharepoint/v3/contenttype/forms">
+  <Display>DocumentLibraryForm</Display>
+  <Edit>DocumentLibraryForm</Edit>
+  <New>DocumentLibraryForm</New>
+</FormTemplates>
+</file>
+
+<file path=customXml/item3.xml><?xml version="1.0" encoding="utf-8"?>
 <ct:contentTypeSchema xmlns:ct="http://schemas.microsoft.com/office/2006/metadata/contentType" xmlns:ma="http://schemas.microsoft.com/office/2006/metadata/properties/metaAttributes" ct:_="" ma:_="" ma:contentTypeName="Document" ma:contentTypeID="0x010100FABB1DA750B2A64D9BBEC0415775AA95" ma:contentTypeVersion="10" ma:contentTypeDescription="Create a new document." ma:contentTypeScope="" ma:versionID="5c54a5fea81ab223c60470965d7ff885">
   <xsd:schema xmlns:xsd="http://www.w3.org/2001/XMLSchema" xmlns:xs="http://www.w3.org/2001/XMLSchema" xmlns:p="http://schemas.microsoft.com/office/2006/metadata/properties" xmlns:ns3="3a4cb583-a5f3-4e97-a304-23a94fb0ed62" xmlns:ns4="ae10e246-9e08-413b-822d-cc5110b259f5" targetNamespace="http://schemas.microsoft.com/office/2006/metadata/properties" ma:root="true" ma:fieldsID="66150898efb5daa4e71fddf97057a284" ns3:_="" ns4:_="">
     <xsd:import namespace="3a4cb583-a5f3-4e97-a304-23a94fb0ed62"/>
@@ -3663,32 +3971,29 @@
 </ct:contentTypeSchema>
 </file>
 
-<file path=customXml/item3.xml><?xml version="1.0" encoding="utf-8"?>
-<?mso-contentType ?>
-<FormTemplates xmlns="http://schemas.microsoft.com/sharepoint/v3/contenttype/forms">
-  <Display>DocumentLibraryForm</Display>
-  <Edit>DocumentLibraryForm</Edit>
-  <New>DocumentLibraryForm</New>
-</FormTemplates>
-</file>
-
 <file path=customXml/item4.xml><?xml version="1.0" encoding="utf-8"?>
-<p:properties xmlns:p="http://schemas.microsoft.com/office/2006/metadata/properties" xmlns:xsi="http://www.w3.org/2001/XMLSchema-instance" xmlns:pc="http://schemas.microsoft.com/office/infopath/2007/PartnerControls">
-  <documentManagement>
-    <_activity xmlns="ae10e246-9e08-413b-822d-cc5110b259f5" xsi:nil="true"/>
-  </documentManagement>
-</p:properties>
+<b:Sources xmlns:b="http://schemas.openxmlformats.org/officeDocument/2006/bibliography" xmlns="http://schemas.openxmlformats.org/officeDocument/2006/bibliography" SelectedStyle="\APASixthEditionOfficeOnline.xsl" StyleName="APA" Version="6"/>
 </file>
 
 <file path=customXml/itemProps1.xml><?xml version="1.0" encoding="utf-8"?>
-<ds:datastoreItem xmlns:ds="http://schemas.openxmlformats.org/officeDocument/2006/customXml" ds:itemID="{D967FEF4-1168-4EAE-BA51-25AEB3A6D3DF}">
+<ds:datastoreItem xmlns:ds="http://schemas.openxmlformats.org/officeDocument/2006/customXml" ds:itemID="{83CCE15E-B24E-4A86-A779-8079F84096B6}">
   <ds:schemaRefs>
-    <ds:schemaRef ds:uri="http://schemas.openxmlformats.org/officeDocument/2006/bibliography"/>
+    <ds:schemaRef ds:uri="http://schemas.microsoft.com/office/2006/metadata/properties"/>
+    <ds:schemaRef ds:uri="http://schemas.microsoft.com/office/infopath/2007/PartnerControls"/>
+    <ds:schemaRef ds:uri="ae10e246-9e08-413b-822d-cc5110b259f5"/>
   </ds:schemaRefs>
 </ds:datastoreItem>
 </file>
 
 <file path=customXml/itemProps2.xml><?xml version="1.0" encoding="utf-8"?>
+<ds:datastoreItem xmlns:ds="http://schemas.openxmlformats.org/officeDocument/2006/customXml" ds:itemID="{28CA125D-4436-4715-86C4-CB9535A92886}">
+  <ds:schemaRefs>
+    <ds:schemaRef ds:uri="http://schemas.microsoft.com/sharepoint/v3/contenttype/forms"/>
+  </ds:schemaRefs>
+</ds:datastoreItem>
+</file>
+
+<file path=customXml/itemProps3.xml><?xml version="1.0" encoding="utf-8"?>
 <ds:datastoreItem xmlns:ds="http://schemas.openxmlformats.org/officeDocument/2006/customXml" ds:itemID="{DE749E02-9756-46D9-8824-D752141CBF01}">
   <ds:schemaRefs>
     <ds:schemaRef ds:uri="http://schemas.microsoft.com/office/2006/metadata/contentType"/>
@@ -3707,20 +4012,10 @@
 </ds:datastoreItem>
 </file>
 
-<file path=customXml/itemProps3.xml><?xml version="1.0" encoding="utf-8"?>
-<ds:datastoreItem xmlns:ds="http://schemas.openxmlformats.org/officeDocument/2006/customXml" ds:itemID="{28CA125D-4436-4715-86C4-CB9535A92886}">
+<file path=customXml/itemProps4.xml><?xml version="1.0" encoding="utf-8"?>
+<ds:datastoreItem xmlns:ds="http://schemas.openxmlformats.org/officeDocument/2006/customXml" ds:itemID="{D967FEF4-1168-4EAE-BA51-25AEB3A6D3DF}">
   <ds:schemaRefs>
-    <ds:schemaRef ds:uri="http://schemas.microsoft.com/sharepoint/v3/contenttype/forms"/>
-  </ds:schemaRefs>
-</ds:datastoreItem>
-</file>
-
-<file path=customXml/itemProps4.xml><?xml version="1.0" encoding="utf-8"?>
-<ds:datastoreItem xmlns:ds="http://schemas.openxmlformats.org/officeDocument/2006/customXml" ds:itemID="{83CCE15E-B24E-4A86-A779-8079F84096B6}">
-  <ds:schemaRefs>
-    <ds:schemaRef ds:uri="http://schemas.microsoft.com/office/2006/metadata/properties"/>
-    <ds:schemaRef ds:uri="http://schemas.microsoft.com/office/infopath/2007/PartnerControls"/>
-    <ds:schemaRef ds:uri="ae10e246-9e08-413b-822d-cc5110b259f5"/>
+    <ds:schemaRef ds:uri="http://schemas.openxmlformats.org/officeDocument/2006/bibliography"/>
   </ds:schemaRefs>
 </ds:datastoreItem>
 </file>